--- a/testakten/verlagsredaktion-morgenlage-fachverlag/12_heftumbruch_konflikt_lektorat.docx
+++ b/testakten/verlagsredaktion-morgenlage-fachverlag/12_heftumbruch_konflikt_lektorat.docx
@@ -267,7 +267,7 @@
         <w:jc w:val="left"/>
       </w:pPr>
       <w:r>
-        <w:t>An:       e.falkenhayn@mf-fachmedien.test</w:t>
+        <w:t>An:       e.falkenhayn@mf-fachmedien.de</w:t>
       </w:r>
     </w:p>
     <w:p>
@@ -275,7 +275,7 @@
         <w:jc w:val="left"/>
       </w:pPr>
       <w:r>
-        <w:t>Cc:       m.klee@mf-fachmedien.test, i.brandeberg@mf-fachmedien.test</w:t>
+        <w:t>Cc:       m.klee@mf-fachmedien.de, i.brandeberg@mf-fachmedien.de</w:t>
       </w:r>
     </w:p>
     <w:p>
@@ -430,7 +430,7 @@
         <w:jc w:val="left"/>
       </w:pPr>
       <w:r>
-        <w:t>An:       i.kerstien@mf-fachmedien.test, m.klee@mf-fachmedien.test</w:t>
+        <w:t>An:       i.kerstien@mf-fachmedien.de, m.klee@mf-fachmedien.de</w:t>
       </w:r>
     </w:p>
     <w:p>
@@ -524,7 +524,7 @@
         <w:jc w:val="left"/>
       </w:pPr>
       <w:r>
-        <w:t>Von:      m.klee@mf-fachmedien.test</w:t>
+        <w:t>Von:      m.klee@mf-fachmedien.de</w:t>
       </w:r>
     </w:p>
     <w:p>
@@ -532,7 +532,7 @@
         <w:jc w:val="left"/>
       </w:pPr>
       <w:r>
-        <w:t>An:       l.poetzsch@mf-fachmedien.test</w:t>
+        <w:t>An:       l.poetzsch@mf-fachmedien.de</w:t>
       </w:r>
     </w:p>
     <w:p>
